--- a/Atividade 01 - Harmonias Cromáticas Alunos.docx
+++ b/Atividade 01 - Harmonias Cromáticas Alunos.docx
@@ -1007,21 +1007,22 @@
           <w:szCs w:val="24"/>
         </w:rPr>
       </w:pPr>
-      <w:bookmarkStart w:id="0" w:name="_GoBack"/>
-      <w:r>
-        <w:rPr>
-          <w:sz w:val="24"/>
-          <w:szCs w:val="24"/>
-        </w:rPr>
-        <w:t xml:space="preserve">Efeito visual descrito </w:t>
-      </w:r>
-      <w:bookmarkEnd w:id="0"/>
-      <w:r>
-        <w:rPr>
-          <w:sz w:val="24"/>
-          <w:szCs w:val="24"/>
-        </w:rPr>
-        <w:t>(0,2)</w:t>
+      <w:r>
+        <w:rPr>
+          <w:sz w:val="24"/>
+          <w:szCs w:val="24"/>
+        </w:rPr>
+        <w:t>Efeito visual descrito (0,2)</w:t>
+      </w:r>
+      <w:r>
+        <w:rPr>
+          <w:sz w:val="24"/>
+          <w:szCs w:val="24"/>
+        </w:rPr>
+        <w:br/>
+      </w:r>
+      <w:r>
+        <w:t>um efeito em cinema ou fotografia</w:t>
       </w:r>
     </w:p>
     <w:p>
@@ -1055,6 +1056,24 @@
     </w:p>
     <w:p>
       <w:pPr>
+        <w:pStyle w:val="NormalWeb"/>
+      </w:pPr>
+      <w:r>
+        <w:t>Formação correta no círculo cromático (0,3)</w:t>
+      </w:r>
+      <w:r>
+        <w:br/>
+      </w:r>
+      <w:r>
+        <w:rPr>
+          <w:rStyle w:val="Forte"/>
+          <w:rFonts w:eastAsiaTheme="majorEastAsia"/>
+        </w:rPr>
+        <w:t>são recursos visuais que ajudam a contar a história e transmitir sensações ao espectador.</w:t>
+      </w:r>
+    </w:p>
+    <w:p>
+      <w:pPr>
         <w:numPr>
           <w:ilvl w:val="1"/>
           <w:numId w:val="1"/>
@@ -1065,13 +1084,6 @@
           <w:szCs w:val="24"/>
         </w:rPr>
       </w:pPr>
-      <w:r>
-        <w:rPr>
-          <w:sz w:val="24"/>
-          <w:szCs w:val="24"/>
-        </w:rPr>
-        <w:t>Formação correta no círculo cromático (0,3)</w:t>
-      </w:r>
     </w:p>
     <w:p>
       <w:pPr>
@@ -1090,7 +1102,22 @@
           <w:sz w:val="24"/>
           <w:szCs w:val="24"/>
         </w:rPr>
+        <w:lastRenderedPageBreak/>
         <w:t>Característica visual (0,2)</w:t>
+      </w:r>
+      <w:r>
+        <w:rPr>
+          <w:sz w:val="24"/>
+          <w:szCs w:val="24"/>
+        </w:rPr>
+        <w:br/>
+      </w:r>
+      <w:r>
+        <w:rPr>
+          <w:sz w:val="24"/>
+          <w:szCs w:val="24"/>
+        </w:rPr>
+        <w:t>Uma característica visual, no cinema ou na fotografia, é um elemento visível da imagem que ajuda a compor a cena e transmitir uma ideia ou sensação. Envolve aspectos como cores, iluminação, enquadramento, foco e composição. Em resumo, é tudo aquilo que pode ser visto na imagem e que contribui para sua aparência e significado</w:t>
       </w:r>
     </w:p>
     <w:p>
@@ -1159,7 +1186,6 @@
           <w:sz w:val="24"/>
           <w:szCs w:val="24"/>
         </w:rPr>
-        <w:lastRenderedPageBreak/>
         <w:t>Resultado visual (0,2)</w:t>
       </w:r>
     </w:p>
@@ -1368,6 +1394,177 @@
         </w:rPr>
         <w:t>Desenho correto do círculo cromático (1,0)</w:t>
       </w:r>
+      <w:r>
+        <w:rPr>
+          <w:noProof/>
+          <w:sz w:val="24"/>
+          <w:szCs w:val="24"/>
+          <w:lang w:eastAsia="pt-BR"/>
+        </w:rPr>
+        <w:t xml:space="preserve"> </w:t>
+      </w:r>
+      <w:r>
+        <w:rPr>
+          <w:noProof/>
+          <w:sz w:val="24"/>
+          <w:szCs w:val="24"/>
+          <w:lang w:eastAsia="pt-BR"/>
+        </w:rPr>
+        <w:drawing>
+          <wp:inline distT="0" distB="0" distL="0" distR="0" wp14:anchorId="5EC60278" wp14:editId="6D5997AC">
+            <wp:extent cx="3518411" cy="2171700"/>
+            <wp:effectExtent l="0" t="0" r="6350" b="0"/>
+            <wp:docPr id="1" name="Imagem 1"/>
+            <wp:cNvGraphicFramePr>
+              <a:graphicFrameLocks xmlns:a="http://schemas.openxmlformats.org/drawingml/2006/main" noChangeAspect="1"/>
+            </wp:cNvGraphicFramePr>
+            <a:graphic xmlns:a="http://schemas.openxmlformats.org/drawingml/2006/main">
+              <a:graphicData uri="http://schemas.openxmlformats.org/drawingml/2006/picture">
+                <pic:pic xmlns:pic="http://schemas.openxmlformats.org/drawingml/2006/picture">
+                  <pic:nvPicPr>
+                    <pic:cNvPr id="1" name="5ed88457ecb696e59b440e73afeb81d906f84685-2498x1542.png"/>
+                    <pic:cNvPicPr/>
+                  </pic:nvPicPr>
+                  <pic:blipFill>
+                    <a:blip r:embed="rId5" cstate="print">
+                      <a:extLst>
+                        <a:ext uri="{28A0092B-C50C-407E-A947-70E740481C1C}">
+                          <a14:useLocalDpi xmlns:a14="http://schemas.microsoft.com/office/drawing/2010/main" val="0"/>
+                        </a:ext>
+                      </a:extLst>
+                    </a:blip>
+                    <a:stretch>
+                      <a:fillRect/>
+                    </a:stretch>
+                  </pic:blipFill>
+                  <pic:spPr>
+                    <a:xfrm>
+                      <a:off x="0" y="0"/>
+                      <a:ext cx="3520419" cy="2172940"/>
+                    </a:xfrm>
+                    <a:prstGeom prst="rect">
+                      <a:avLst/>
+                    </a:prstGeom>
+                  </pic:spPr>
+                </pic:pic>
+              </a:graphicData>
+            </a:graphic>
+          </wp:inline>
+        </w:drawing>
+      </w:r>
+    </w:p>
+    <w:p>
+      <w:pPr>
+        <w:numPr>
+          <w:ilvl w:val="0"/>
+          <w:numId w:val="6"/>
+        </w:numPr>
+        <w:spacing w:before="100" w:beforeAutospacing="1" w:after="100" w:afterAutospacing="1" w:line="240" w:lineRule="auto"/>
+        <w:ind w:left="1440"/>
+        <w:rPr>
+          <w:rFonts w:ascii="Times New Roman" w:eastAsia="Times New Roman" w:hAnsi="Times New Roman" w:cs="Times New Roman"/>
+          <w:kern w:val="0"/>
+          <w:sz w:val="24"/>
+          <w:szCs w:val="24"/>
+          <w:lang w:eastAsia="pt-BR"/>
+          <w14:ligatures w14:val="none"/>
+        </w:rPr>
+      </w:pPr>
+      <w:r>
+        <w:rPr>
+          <w:sz w:val="24"/>
+          <w:szCs w:val="24"/>
+        </w:rPr>
+        <w:lastRenderedPageBreak/>
+        <w:t>Organização e disposição correta das cores (0,5)</w:t>
+      </w:r>
+      <w:r>
+        <w:rPr>
+          <w:sz w:val="24"/>
+          <w:szCs w:val="24"/>
+        </w:rPr>
+        <w:br/>
+      </w:r>
+    </w:p>
+    <w:p>
+      <w:pPr>
+        <w:numPr>
+          <w:ilvl w:val="1"/>
+          <w:numId w:val="6"/>
+        </w:numPr>
+        <w:spacing w:before="100" w:beforeAutospacing="1" w:after="100" w:afterAutospacing="1" w:line="240" w:lineRule="auto"/>
+        <w:rPr>
+          <w:rFonts w:ascii="Times New Roman" w:eastAsia="Times New Roman" w:hAnsi="Times New Roman" w:cs="Times New Roman"/>
+          <w:kern w:val="0"/>
+          <w:sz w:val="24"/>
+          <w:szCs w:val="24"/>
+          <w:lang w:eastAsia="pt-BR"/>
+          <w14:ligatures w14:val="none"/>
+        </w:rPr>
+      </w:pPr>
+      <w:r>
+        <w:rPr>
+          <w:rFonts w:ascii="Times New Roman" w:eastAsia="Times New Roman" w:hAnsi="Times New Roman" w:cs="Times New Roman"/>
+          <w:kern w:val="0"/>
+          <w:sz w:val="24"/>
+          <w:szCs w:val="24"/>
+          <w:lang w:eastAsia="pt-BR"/>
+          <w14:ligatures w14:val="none"/>
+        </w:rPr>
+        <w:t xml:space="preserve">As cores devem estar </w:t>
+      </w:r>
+      <w:r>
+        <w:rPr>
+          <w:rFonts w:ascii="Times New Roman" w:eastAsia="Times New Roman" w:hAnsi="Times New Roman" w:cs="Times New Roman"/>
+          <w:b/>
+          <w:bCs/>
+          <w:kern w:val="0"/>
+          <w:sz w:val="24"/>
+          <w:szCs w:val="24"/>
+          <w:lang w:eastAsia="pt-BR"/>
+          <w14:ligatures w14:val="none"/>
+        </w:rPr>
+        <w:t>dispostas de maneira contínua e lógica</w:t>
+      </w:r>
+      <w:r>
+        <w:rPr>
+          <w:rFonts w:ascii="Times New Roman" w:eastAsia="Times New Roman" w:hAnsi="Times New Roman" w:cs="Times New Roman"/>
+          <w:kern w:val="0"/>
+          <w:sz w:val="24"/>
+          <w:szCs w:val="24"/>
+          <w:lang w:eastAsia="pt-BR"/>
+          <w14:ligatures w14:val="none"/>
+        </w:rPr>
+        <w:t>, formando transições suaves entre primárias, secundárias e terciárias.</w:t>
+      </w:r>
+    </w:p>
+    <w:p>
+      <w:pPr>
+        <w:numPr>
+          <w:ilvl w:val="1"/>
+          <w:numId w:val="6"/>
+        </w:numPr>
+        <w:spacing w:before="100" w:beforeAutospacing="1" w:after="100" w:afterAutospacing="1" w:line="240" w:lineRule="auto"/>
+        <w:rPr>
+          <w:rFonts w:ascii="Times New Roman" w:eastAsia="Times New Roman" w:hAnsi="Times New Roman" w:cs="Times New Roman"/>
+          <w:kern w:val="0"/>
+          <w:sz w:val="24"/>
+          <w:szCs w:val="24"/>
+          <w:lang w:eastAsia="pt-BR"/>
+          <w14:ligatures w14:val="none"/>
+        </w:rPr>
+      </w:pPr>
+      <w:r>
+        <w:rPr>
+          <w:rFonts w:ascii="Times New Roman" w:eastAsia="Times New Roman" w:hAnsi="Times New Roman" w:cs="Times New Roman"/>
+          <w:kern w:val="0"/>
+          <w:sz w:val="24"/>
+          <w:szCs w:val="24"/>
+          <w:lang w:eastAsia="pt-BR"/>
+          <w14:ligatures w14:val="none"/>
+        </w:rPr>
+        <w:t>Evitar sobreposição incorreta ou espaçamento desigual entre os segmentos.</w:t>
+      </w:r>
     </w:p>
     <w:p>
       <w:pPr>
@@ -1386,7 +1583,65 @@
           <w:sz w:val="24"/>
           <w:szCs w:val="24"/>
         </w:rPr>
-        <w:t>Organização e disposição correta das cores (0,5)</w:t>
+        <w:br/>
+      </w:r>
+      <w:r>
+        <w:br/>
+      </w:r>
+      <w:r>
+        <w:br/>
+      </w:r>
+      <w:r>
+        <w:br/>
+      </w:r>
+      <w:r>
+        <w:br/>
+      </w:r>
+      <w:r>
+        <w:rPr>
+          <w:sz w:val="24"/>
+          <w:szCs w:val="24"/>
+        </w:rPr>
+        <w:t>Identificação das cores primárias, secundárias e terciárias (0,5)</w:t>
+      </w:r>
+      <w:r>
+        <w:rPr>
+          <w:sz w:val="24"/>
+          <w:szCs w:val="24"/>
+        </w:rPr>
+        <w:br/>
+      </w:r>
+      <w:r>
+        <w:t xml:space="preserve">Uma combinação triádica é formada por três cores </w:t>
+      </w:r>
+      <w:r>
+        <w:rPr>
+          <w:rStyle w:val="Forte"/>
+        </w:rPr>
+        <w:t>equidistantes</w:t>
+      </w:r>
+      <w:r>
+        <w:t xml:space="preserve"> no círculo cromático. Essa disposição cria harmonia e equilíbrio visual, garantindo contraste suficiente para que cada cor se destaque sem causar conflito entre elas.</w:t>
+      </w:r>
+    </w:p>
+    <w:p>
+      <w:pPr>
+        <w:numPr>
+          <w:ilvl w:val="0"/>
+          <w:numId w:val="2"/>
+        </w:numPr>
+        <w:spacing w:line="360" w:lineRule="auto"/>
+        <w:rPr>
+          <w:sz w:val="24"/>
+          <w:szCs w:val="24"/>
+        </w:rPr>
+      </w:pPr>
+      <w:r>
+        <w:rPr>
+          <w:sz w:val="24"/>
+          <w:szCs w:val="24"/>
+        </w:rPr>
+        <w:t>Aplicação das Harmonias (3,0)</w:t>
       </w:r>
     </w:p>
     <w:p>
@@ -1406,88 +1661,90 @@
           <w:sz w:val="24"/>
           <w:szCs w:val="24"/>
         </w:rPr>
-        <w:t>Identificação das cores primárias, secundárias e terciárias (0,5)</w:t>
-      </w:r>
-    </w:p>
-    <w:p>
-      <w:pPr>
-        <w:numPr>
-          <w:ilvl w:val="0"/>
-          <w:numId w:val="2"/>
-        </w:numPr>
-        <w:spacing w:line="360" w:lineRule="auto"/>
-        <w:rPr>
-          <w:sz w:val="24"/>
-          <w:szCs w:val="24"/>
-        </w:rPr>
-      </w:pPr>
-      <w:r>
-        <w:rPr>
-          <w:sz w:val="24"/>
-          <w:szCs w:val="24"/>
-        </w:rPr>
-        <w:t>Aplicação das Harmonias (3,0)</w:t>
-      </w:r>
-    </w:p>
-    <w:p>
-      <w:pPr>
-        <w:numPr>
-          <w:ilvl w:val="1"/>
-          <w:numId w:val="2"/>
-        </w:numPr>
-        <w:spacing w:line="360" w:lineRule="auto"/>
-        <w:rPr>
-          <w:sz w:val="24"/>
-          <w:szCs w:val="24"/>
-        </w:rPr>
-      </w:pPr>
-      <w:r>
-        <w:rPr>
-          <w:sz w:val="24"/>
-          <w:szCs w:val="24"/>
-        </w:rPr>
         <w:t>Uma combinação complementar corretamente representada (1,0)</w:t>
       </w:r>
-    </w:p>
-    <w:p>
-      <w:pPr>
-        <w:numPr>
-          <w:ilvl w:val="1"/>
-          <w:numId w:val="2"/>
-        </w:numPr>
-        <w:spacing w:line="360" w:lineRule="auto"/>
-        <w:rPr>
-          <w:sz w:val="24"/>
-          <w:szCs w:val="24"/>
-        </w:rPr>
-      </w:pPr>
-      <w:r>
-        <w:rPr>
-          <w:sz w:val="24"/>
-          <w:szCs w:val="24"/>
-        </w:rPr>
+      <w:r>
+        <w:rPr>
+          <w:sz w:val="24"/>
+          <w:szCs w:val="24"/>
+        </w:rPr>
+        <w:br/>
+      </w:r>
+      <w:r>
+        <w:rPr>
+          <w:sz w:val="24"/>
+          <w:szCs w:val="24"/>
+        </w:rPr>
+        <w:br/>
+      </w:r>
+      <w:r>
+        <w:t>Na aplicação das harmonias, a combinação complementar deve ser representada corretamente por meio de duas cores opostas no círculo cromático. Essa escolha demonstra o entendimento de contraste, já que as cores complementares se destacam quando usadas juntas, criando um efeito visual equilibrado e ao mesmo tempo vibrante.</w:t>
+      </w:r>
+    </w:p>
+    <w:p>
+      <w:pPr>
+        <w:pStyle w:val="NormalWeb"/>
+      </w:pPr>
+      <w:r>
         <w:t>Uma combinação triádica corretamente representada (1,0)</w:t>
       </w:r>
-    </w:p>
-    <w:p>
-      <w:pPr>
-        <w:numPr>
-          <w:ilvl w:val="1"/>
-          <w:numId w:val="2"/>
-        </w:numPr>
-        <w:spacing w:line="360" w:lineRule="auto"/>
-        <w:rPr>
-          <w:sz w:val="24"/>
-          <w:szCs w:val="24"/>
-        </w:rPr>
-      </w:pPr>
-      <w:r>
-        <w:rPr>
-          <w:sz w:val="24"/>
-          <w:szCs w:val="24"/>
-        </w:rPr>
+      <w:r>
+        <w:br/>
+      </w:r>
+      <w:r>
+        <w:br/>
+      </w:r>
+      <w:r>
+        <w:t xml:space="preserve">Uma combinação triádica deve ser representada corretamente usando três cores </w:t>
+      </w:r>
+      <w:r>
+        <w:rPr>
+          <w:rFonts w:eastAsiaTheme="majorEastAsia"/>
+        </w:rPr>
+        <w:t>equidistantes</w:t>
+      </w:r>
+      <w:r>
+        <w:t xml:space="preserve"> no círculo cromático. Essa disposição cria harmonia e equilíbrio visual, mantendo contraste suficiente para que cada cor se destaque, mas sem gerar conflito entre elas.</w:t>
+      </w:r>
+    </w:p>
+    <w:p>
+      <w:pPr>
+        <w:pStyle w:val="NormalWeb"/>
+      </w:pPr>
+      <w:r>
         <w:t>Uma combinação monocromática corretamente representada (1,0)</w:t>
       </w:r>
+      <w:r>
+        <w:t xml:space="preserve">, </w:t>
+      </w:r>
+      <w:r>
+        <w:br/>
+      </w:r>
+      <w:r>
+        <w:br/>
+      </w:r>
+      <w:r>
+        <w:t xml:space="preserve">Uma combinação monocromática deve ser representada usando variações de </w:t>
+      </w:r>
+      <w:r>
+        <w:rPr>
+          <w:rStyle w:val="Forte"/>
+          <w:rFonts w:eastAsiaTheme="majorEastAsia"/>
+        </w:rPr>
+        <w:t>uma única cor</w:t>
+      </w:r>
+      <w:r>
+        <w:t>, incluindo diferentes tons, sombras e matizes. Essa abordagem cria harmonia e unidade visual, mantendo a composição interessante sem a introdução de contraste entre cores diferentes.</w:t>
+      </w:r>
+    </w:p>
+    <w:p>
+      <w:pPr>
+        <w:spacing w:line="360" w:lineRule="auto"/>
+        <w:rPr>
+          <w:sz w:val="24"/>
+          <w:szCs w:val="24"/>
+        </w:rPr>
+      </w:pPr>
     </w:p>
     <w:p>
       <w:pPr>
@@ -1551,6 +1808,64 @@
           <w:szCs w:val="24"/>
         </w:rPr>
         <w:t>Escolha uma peça visual (logotipo, embalagem, cartaz ou site) e responda:</w:t>
+      </w:r>
+      <w:r>
+        <w:rPr>
+          <w:noProof/>
+          <w:sz w:val="24"/>
+          <w:szCs w:val="24"/>
+          <w:lang w:eastAsia="pt-BR"/>
+        </w:rPr>
+        <w:t xml:space="preserve"> </w:t>
+      </w:r>
+      <w:r>
+        <w:rPr>
+          <w:noProof/>
+          <w:sz w:val="24"/>
+          <w:szCs w:val="24"/>
+          <w:lang w:eastAsia="pt-BR"/>
+        </w:rPr>
+        <w:drawing>
+          <wp:inline distT="0" distB="0" distL="0" distR="0" wp14:anchorId="776BD7B3" wp14:editId="7F3EE66F">
+            <wp:extent cx="1524000" cy="1533036"/>
+            <wp:effectExtent l="0" t="0" r="0" b="0"/>
+            <wp:docPr id="2" name="Imagem 2"/>
+            <wp:cNvGraphicFramePr>
+              <a:graphicFrameLocks xmlns:a="http://schemas.openxmlformats.org/drawingml/2006/main" noChangeAspect="1"/>
+            </wp:cNvGraphicFramePr>
+            <a:graphic xmlns:a="http://schemas.openxmlformats.org/drawingml/2006/main">
+              <a:graphicData uri="http://schemas.openxmlformats.org/drawingml/2006/picture">
+                <pic:pic xmlns:pic="http://schemas.openxmlformats.org/drawingml/2006/picture">
+                  <pic:nvPicPr>
+                    <pic:cNvPr id="2" name="logotipo-da-apple (1).jpg"/>
+                    <pic:cNvPicPr/>
+                  </pic:nvPicPr>
+                  <pic:blipFill>
+                    <a:blip r:embed="rId6" cstate="print">
+                      <a:extLst>
+                        <a:ext uri="{28A0092B-C50C-407E-A947-70E740481C1C}">
+                          <a14:useLocalDpi xmlns:a14="http://schemas.microsoft.com/office/drawing/2010/main" val="0"/>
+                        </a:ext>
+                      </a:extLst>
+                    </a:blip>
+                    <a:stretch>
+                      <a:fillRect/>
+                    </a:stretch>
+                  </pic:blipFill>
+                  <pic:spPr>
+                    <a:xfrm>
+                      <a:off x="0" y="0"/>
+                      <a:ext cx="1535706" cy="1544811"/>
+                    </a:xfrm>
+                    <a:prstGeom prst="rect">
+                      <a:avLst/>
+                    </a:prstGeom>
+                  </pic:spPr>
+                </pic:pic>
+              </a:graphicData>
+            </a:graphic>
+          </wp:inline>
+        </w:drawing>
       </w:r>
     </w:p>
     <w:p>
@@ -1572,17 +1887,35 @@
         </w:rPr>
         <w:t>Identificação correta da harmonia utilizada (1,0)</w:t>
       </w:r>
-    </w:p>
-    <w:p>
-      <w:pPr>
-        <w:numPr>
-          <w:ilvl w:val="0"/>
-          <w:numId w:val="3"/>
-        </w:numPr>
-        <w:spacing w:line="360" w:lineRule="auto"/>
-        <w:rPr>
-          <w:sz w:val="24"/>
-          <w:szCs w:val="24"/>
+      <w:r>
+        <w:rPr>
+          <w:sz w:val="24"/>
+          <w:szCs w:val="24"/>
+        </w:rPr>
+        <w:br/>
+      </w:r>
+      <w:r>
+        <w:rPr>
+          <w:sz w:val="24"/>
+          <w:szCs w:val="24"/>
+        </w:rPr>
+        <w:t>As cores devem estar dispostas de maneira contínua e lógica, formando transições suaves entre primárias, secundárias e terciárias. Evitar sobreposição incorreta ou espaçamento desigual entre os segmentos.</w:t>
+      </w:r>
+      <w:bookmarkStart w:id="0" w:name="_GoBack"/>
+      <w:bookmarkEnd w:id="0"/>
+    </w:p>
+    <w:p>
+      <w:pPr>
+        <w:shd w:val="clear" w:color="auto" w:fill="FFFFFF"/>
+        <w:spacing w:line="360" w:lineRule="atLeast"/>
+        <w:rPr>
+          <w:rFonts w:ascii="Arial" w:eastAsia="Times New Roman" w:hAnsi="Arial" w:cs="Arial"/>
+          <w:color w:val="0A0A0A"/>
+          <w:kern w:val="0"/>
+          <w:sz w:val="24"/>
+          <w:szCs w:val="24"/>
+          <w:lang w:eastAsia="pt-BR"/>
+          <w14:ligatures w14:val="none"/>
         </w:rPr>
       </w:pPr>
       <w:r>
@@ -1592,23 +1925,101 @@
         </w:rPr>
         <w:t>Justificativa coerente com base no círculo cromático (1,0)</w:t>
       </w:r>
-    </w:p>
-    <w:p>
-      <w:pPr>
-        <w:spacing w:line="360" w:lineRule="auto"/>
-        <w:rPr>
-          <w:sz w:val="24"/>
-          <w:szCs w:val="24"/>
-        </w:rPr>
-      </w:pPr>
-      <w:r>
-        <w:rPr>
-          <w:sz w:val="24"/>
-          <w:szCs w:val="24"/>
-        </w:rPr>
-        <w:pict w14:anchorId="2D9F424D">
-          <v:rect id="_x0000_i1028" style="width:0;height:1.5pt" o:hralign="center" o:hrstd="t" o:hr="t" fillcolor="#a0a0a0" stroked="f"/>
-        </w:pict>
+      <w:r>
+        <w:rPr>
+          <w:sz w:val="24"/>
+          <w:szCs w:val="24"/>
+        </w:rPr>
+        <w:br/>
+      </w:r>
+      <w:r>
+        <w:rPr>
+          <w:sz w:val="24"/>
+          <w:szCs w:val="24"/>
+        </w:rPr>
+        <w:br/>
+      </w:r>
+      <w:r>
+        <w:rPr>
+          <w:sz w:val="24"/>
+          <w:szCs w:val="24"/>
+        </w:rPr>
+        <w:t>As cores devem estar dispostas de maneira contínua e lógica, formando transições suaves entre primárias, secundárias e terciárias. Evitar sobreposição incorreta ou espaçamento desigual entre os segmentos.</w:t>
+      </w:r>
+      <w:r>
+        <w:rPr>
+          <w:sz w:val="24"/>
+          <w:szCs w:val="24"/>
+        </w:rPr>
+        <w:br/>
+      </w:r>
+      <w:r>
+        <w:rPr>
+          <w:sz w:val="24"/>
+          <w:szCs w:val="24"/>
+        </w:rPr>
+        <w:br/>
+      </w:r>
+      <w:r>
+        <w:rPr>
+          <w:sz w:val="24"/>
+          <w:szCs w:val="24"/>
+        </w:rPr>
+        <w:br/>
+      </w:r>
+      <w:r>
+        <w:rPr>
+          <w:rFonts w:ascii="Arial" w:eastAsia="Times New Roman" w:hAnsi="Arial" w:cs="Arial"/>
+          <w:color w:val="0A0A0A"/>
+          <w:kern w:val="0"/>
+          <w:sz w:val="24"/>
+          <w:szCs w:val="24"/>
+          <w:lang w:eastAsia="pt-BR"/>
+          <w14:ligatures w14:val="none"/>
+        </w:rPr>
+        <w:t>Uma justificativa coerente baseada na teoria das cores e no círculo cromático, frequentemente aplicada pela Apple, foca na criação de </w:t>
+      </w:r>
+      <w:r>
+        <w:rPr>
+          <w:rFonts w:ascii="Arial" w:eastAsia="Times New Roman" w:hAnsi="Arial" w:cs="Arial"/>
+          <w:b/>
+          <w:bCs/>
+          <w:color w:val="0A0A0A"/>
+          <w:kern w:val="0"/>
+          <w:sz w:val="24"/>
+          <w:szCs w:val="24"/>
+          <w:lang w:eastAsia="pt-BR"/>
+          <w14:ligatures w14:val="none"/>
+        </w:rPr>
+        <w:t>harmonia, contraste estratégico e elegância minimalista</w:t>
+      </w:r>
+      <w:r>
+        <w:rPr>
+          <w:rFonts w:ascii="Arial" w:eastAsia="Times New Roman" w:hAnsi="Arial" w:cs="Arial"/>
+          <w:color w:val="0A0A0A"/>
+          <w:kern w:val="0"/>
+          <w:sz w:val="24"/>
+          <w:szCs w:val="24"/>
+          <w:lang w:eastAsia="pt-BR"/>
+          <w14:ligatures w14:val="none"/>
+        </w:rPr>
+        <w:t>.</w:t>
+      </w:r>
+    </w:p>
+    <w:p>
+      <w:pPr>
+        <w:spacing w:line="360" w:lineRule="auto"/>
+        <w:rPr>
+          <w:sz w:val="24"/>
+          <w:szCs w:val="24"/>
+        </w:rPr>
+      </w:pPr>
+      <w:r>
+        <w:rPr>
+          <w:sz w:val="24"/>
+          <w:szCs w:val="24"/>
+        </w:rPr>
+        <w:br/>
       </w:r>
     </w:p>
     <w:p>
@@ -1658,7 +2069,6 @@
           <w:sz w:val="24"/>
           <w:szCs w:val="24"/>
         </w:rPr>
-        <w:lastRenderedPageBreak/>
         <w:t>Clareza na escrita</w:t>
       </w:r>
     </w:p>
@@ -1719,6 +2129,7 @@
           <w:sz w:val="24"/>
           <w:szCs w:val="24"/>
         </w:rPr>
+        <w:lastRenderedPageBreak/>
         <w:t>Capricho e apresentação</w:t>
       </w:r>
     </w:p>
@@ -1889,6 +2300,123 @@
     </w:lvl>
   </w:abstractNum>
   <w:abstractNum w:abstractNumId="1" w15:restartNumberingAfterBreak="0">
+    <w:nsid w:val="123D546A"/>
+    <w:multiLevelType w:val="multilevel"/>
+    <w:tmpl w:val="793A4998"/>
+    <w:lvl w:ilvl="0">
+      <w:start w:val="1"/>
+      <w:numFmt w:val="decimal"/>
+      <w:lvlText w:val="%1."/>
+      <w:lvlJc w:val="left"/>
+      <w:pPr>
+        <w:tabs>
+          <w:tab w:val="num" w:pos="720"/>
+        </w:tabs>
+        <w:ind w:left="720" w:hanging="360"/>
+      </w:pPr>
+    </w:lvl>
+    <w:lvl w:ilvl="1">
+      <w:start w:val="1"/>
+      <w:numFmt w:val="bullet"/>
+      <w:lvlText w:val="o"/>
+      <w:lvlJc w:val="left"/>
+      <w:pPr>
+        <w:tabs>
+          <w:tab w:val="num" w:pos="1440"/>
+        </w:tabs>
+        <w:ind w:left="1440" w:hanging="360"/>
+      </w:pPr>
+      <w:rPr>
+        <w:rFonts w:ascii="Courier New" w:hAnsi="Courier New" w:hint="default"/>
+        <w:sz w:val="20"/>
+      </w:rPr>
+    </w:lvl>
+    <w:lvl w:ilvl="2" w:tentative="1">
+      <w:start w:val="1"/>
+      <w:numFmt w:val="decimal"/>
+      <w:lvlText w:val="%3."/>
+      <w:lvlJc w:val="left"/>
+      <w:pPr>
+        <w:tabs>
+          <w:tab w:val="num" w:pos="2160"/>
+        </w:tabs>
+        <w:ind w:left="2160" w:hanging="360"/>
+      </w:pPr>
+    </w:lvl>
+    <w:lvl w:ilvl="3" w:tentative="1">
+      <w:start w:val="1"/>
+      <w:numFmt w:val="decimal"/>
+      <w:lvlText w:val="%4."/>
+      <w:lvlJc w:val="left"/>
+      <w:pPr>
+        <w:tabs>
+          <w:tab w:val="num" w:pos="2880"/>
+        </w:tabs>
+        <w:ind w:left="2880" w:hanging="360"/>
+      </w:pPr>
+    </w:lvl>
+    <w:lvl w:ilvl="4" w:tentative="1">
+      <w:start w:val="1"/>
+      <w:numFmt w:val="decimal"/>
+      <w:lvlText w:val="%5."/>
+      <w:lvlJc w:val="left"/>
+      <w:pPr>
+        <w:tabs>
+          <w:tab w:val="num" w:pos="3600"/>
+        </w:tabs>
+        <w:ind w:left="3600" w:hanging="360"/>
+      </w:pPr>
+    </w:lvl>
+    <w:lvl w:ilvl="5" w:tentative="1">
+      <w:start w:val="1"/>
+      <w:numFmt w:val="decimal"/>
+      <w:lvlText w:val="%6."/>
+      <w:lvlJc w:val="left"/>
+      <w:pPr>
+        <w:tabs>
+          <w:tab w:val="num" w:pos="4320"/>
+        </w:tabs>
+        <w:ind w:left="4320" w:hanging="360"/>
+      </w:pPr>
+    </w:lvl>
+    <w:lvl w:ilvl="6" w:tentative="1">
+      <w:start w:val="1"/>
+      <w:numFmt w:val="decimal"/>
+      <w:lvlText w:val="%7."/>
+      <w:lvlJc w:val="left"/>
+      <w:pPr>
+        <w:tabs>
+          <w:tab w:val="num" w:pos="5040"/>
+        </w:tabs>
+        <w:ind w:left="5040" w:hanging="360"/>
+      </w:pPr>
+    </w:lvl>
+    <w:lvl w:ilvl="7" w:tentative="1">
+      <w:start w:val="1"/>
+      <w:numFmt w:val="decimal"/>
+      <w:lvlText w:val="%8."/>
+      <w:lvlJc w:val="left"/>
+      <w:pPr>
+        <w:tabs>
+          <w:tab w:val="num" w:pos="5760"/>
+        </w:tabs>
+        <w:ind w:left="5760" w:hanging="360"/>
+      </w:pPr>
+    </w:lvl>
+    <w:lvl w:ilvl="8" w:tentative="1">
+      <w:start w:val="1"/>
+      <w:numFmt w:val="decimal"/>
+      <w:lvlText w:val="%9."/>
+      <w:lvlJc w:val="left"/>
+      <w:pPr>
+        <w:tabs>
+          <w:tab w:val="num" w:pos="6480"/>
+        </w:tabs>
+        <w:ind w:left="6480" w:hanging="360"/>
+      </w:pPr>
+    </w:lvl>
+  </w:abstractNum>
+  <w:abstractNum w:abstractNumId="2" w15:restartNumberingAfterBreak="0">
     <w:nsid w:val="13711D39"/>
     <w:multiLevelType w:val="multilevel"/>
     <w:tmpl w:val="A1C0B8F6"/>
@@ -2037,7 +2565,7 @@
       </w:rPr>
     </w:lvl>
   </w:abstractNum>
-  <w:abstractNum w:abstractNumId="2" w15:restartNumberingAfterBreak="0">
+  <w:abstractNum w:abstractNumId="3" w15:restartNumberingAfterBreak="0">
     <w:nsid w:val="216B46A3"/>
     <w:multiLevelType w:val="multilevel"/>
     <w:tmpl w:val="619AB692"/>
@@ -2186,7 +2714,7 @@
       </w:rPr>
     </w:lvl>
   </w:abstractNum>
-  <w:abstractNum w:abstractNumId="3" w15:restartNumberingAfterBreak="0">
+  <w:abstractNum w:abstractNumId="4" w15:restartNumberingAfterBreak="0">
     <w:nsid w:val="42CB321E"/>
     <w:multiLevelType w:val="multilevel"/>
     <w:tmpl w:val="E6DAD3C8"/>
@@ -2303,7 +2831,7 @@
       </w:pPr>
     </w:lvl>
   </w:abstractNum>
-  <w:abstractNum w:abstractNumId="4" w15:restartNumberingAfterBreak="0">
+  <w:abstractNum w:abstractNumId="5" w15:restartNumberingAfterBreak="0">
     <w:nsid w:val="48287A4B"/>
     <w:multiLevelType w:val="multilevel"/>
     <w:tmpl w:val="D52C6FF0"/>
@@ -2421,19 +2949,22 @@
     </w:lvl>
   </w:abstractNum>
   <w:num w:numId="1">
+    <w:abstractNumId w:val="5"/>
+  </w:num>
+  <w:num w:numId="2">
     <w:abstractNumId w:val="4"/>
   </w:num>
-  <w:num w:numId="2">
-    <w:abstractNumId w:val="3"/>
-  </w:num>
   <w:num w:numId="3">
-    <w:abstractNumId w:val="1"/>
+    <w:abstractNumId w:val="2"/>
   </w:num>
   <w:num w:numId="4">
     <w:abstractNumId w:val="0"/>
   </w:num>
   <w:num w:numId="5">
-    <w:abstractNumId w:val="2"/>
+    <w:abstractNumId w:val="3"/>
+  </w:num>
+  <w:num w:numId="6">
+    <w:abstractNumId w:val="1"/>
   </w:num>
 </w:numbering>
 </file>
@@ -2861,7 +3392,6 @@
     <w:next w:val="Normal"/>
     <w:link w:val="Ttulo2Char"/>
     <w:uiPriority w:val="9"/>
-    <w:semiHidden/>
     <w:unhideWhenUsed/>
     <w:qFormat/>
     <w:rsid w:val="006E446C"/>
@@ -3036,7 +3566,6 @@
   <w:style w:type="character" w:default="1" w:styleId="Fontepargpadro">
     <w:name w:val="Default Paragraph Font"/>
     <w:uiPriority w:val="1"/>
-    <w:semiHidden/>
     <w:unhideWhenUsed/>
   </w:style>
   <w:style w:type="table" w:default="1" w:styleId="Tabelanormal">
@@ -3078,7 +3607,6 @@
     <w:basedOn w:val="Fontepargpadro"/>
     <w:link w:val="Ttulo2"/>
     <w:uiPriority w:val="9"/>
-    <w:semiHidden/>
     <w:rsid w:val="006E446C"/>
     <w:rPr>
       <w:rFonts w:asciiTheme="majorHAnsi" w:eastAsiaTheme="majorEastAsia" w:hAnsiTheme="majorHAnsi" w:cstheme="majorBidi"/>
@@ -3391,6 +3919,29 @@
     <w:basedOn w:val="Fontepargpadro"/>
     <w:rsid w:val="000F587D"/>
   </w:style>
+  <w:style w:type="paragraph" w:styleId="NormalWeb">
+    <w:name w:val="Normal (Web)"/>
+    <w:basedOn w:val="Normal"/>
+    <w:uiPriority w:val="99"/>
+    <w:unhideWhenUsed/>
+    <w:rsid w:val="006E0C67"/>
+    <w:pPr>
+      <w:spacing w:before="100" w:beforeAutospacing="1" w:after="100" w:afterAutospacing="1" w:line="240" w:lineRule="auto"/>
+    </w:pPr>
+    <w:rPr>
+      <w:rFonts w:ascii="Times New Roman" w:eastAsia="Times New Roman" w:hAnsi="Times New Roman" w:cs="Times New Roman"/>
+      <w:kern w:val="0"/>
+      <w:sz w:val="24"/>
+      <w:szCs w:val="24"/>
+      <w:lang w:eastAsia="pt-BR"/>
+      <w14:ligatures w14:val="none"/>
+    </w:rPr>
+  </w:style>
+  <w:style w:type="character" w:customStyle="1" w:styleId="n9q8lc">
+    <w:name w:val="n9q8lc"/>
+    <w:basedOn w:val="Fontepargpadro"/>
+    <w:rsid w:val="00702605"/>
+  </w:style>
 </w:styles>
 </file>
 
